--- a/Semestre 2/Bureautique/REPUPLIQUE DU SENEGAL.docx
+++ b/Semestre 2/Bureautique/REPUPLIQUE DU SENEGAL.docx
@@ -50,7 +50,7 @@
                           <a:avLst/>
                         </a:prstGeom>
                         <a:blipFill dpi="0" rotWithShape="1">
-                          <a:blip r:embed="rId5">
+                          <a:blip r:embed="rId6">
                             <a:extLst>
                               <a:ext uri="{28A0092B-C50C-407E-A947-70E740481C1C}">
                                 <a14:useLocalDpi xmlns:a14="http://schemas.microsoft.com/office/drawing/2010/main" val="0"/>
@@ -99,7 +99,7 @@
           <mc:Fallback>
             <w:pict>
               <v:rect w14:anchorId="2FDCA478" id="Rectangle 3" o:spid="_x0000_s1026" style="position:absolute;margin-left:588.65pt;margin-top:-19.85pt;width:127.5pt;height:96pt;z-index:251661312;visibility:visible;mso-wrap-style:square;mso-wrap-distance-left:9pt;mso-wrap-distance-top:0;mso-wrap-distance-right:9pt;mso-wrap-distance-bottom:0;mso-position-horizontal:absolute;mso-position-horizontal-relative:text;mso-position-vertical:absolute;mso-position-vertical-relative:text;v-text-anchor:middle" o:gfxdata="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" strokecolor="white [3212]" strokeweight="1pt">
-                <v:fill r:id="rId6" o:title="" recolor="t" rotate="t" type="frame"/>
+                <v:fill r:id="rId7" o:title="" recolor="t" rotate="t" type="frame"/>
               </v:rect>
             </w:pict>
           </mc:Fallback>
@@ -142,7 +142,7 @@
                           <a:avLst/>
                         </a:prstGeom>
                         <a:blipFill dpi="0" rotWithShape="1">
-                          <a:blip r:embed="rId5">
+                          <a:blip r:embed="rId6">
                             <a:extLst>
                               <a:ext uri="{28A0092B-C50C-407E-A947-70E740481C1C}">
                                 <a14:useLocalDpi xmlns:a14="http://schemas.microsoft.com/office/drawing/2010/main" val="0"/>
@@ -191,7 +191,7 @@
           <mc:Fallback>
             <w:pict>
               <v:rect w14:anchorId="690F2777" id="Rectangle 2" o:spid="_x0000_s1026" style="position:absolute;margin-left:-8.85pt;margin-top:-10.35pt;width:127.5pt;height:96pt;z-index:251659264;visibility:visible;mso-wrap-style:square;mso-wrap-distance-left:9pt;mso-wrap-distance-top:0;mso-wrap-distance-right:9pt;mso-wrap-distance-bottom:0;mso-position-horizontal:absolute;mso-position-horizontal-relative:text;mso-position-vertical:absolute;mso-position-vertical-relative:text;v-text-anchor:middle" o:gfxdata="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" strokecolor="white [3212]" strokeweight="1pt">
-                <v:fill r:id="rId6" o:title="" recolor="t" rotate="t" type="frame"/>
+                <v:fill r:id="rId7" o:title="" recolor="t" rotate="t" type="frame"/>
               </v:rect>
             </w:pict>
           </mc:Fallback>
@@ -258,27 +258,188 @@
           <w:szCs w:val="32"/>
         </w:rPr>
       </w:pPr>
+      <w:r>
+        <w:rPr>
+          <w:noProof/>
+        </w:rPr>
+        <mc:AlternateContent>
+          <mc:Choice Requires="wps">
+            <w:drawing>
+              <wp:anchor distT="0" distB="0" distL="114300" distR="114300" simplePos="0" relativeHeight="251663360" behindDoc="0" locked="0" layoutInCell="1" allowOverlap="1" wp14:anchorId="2E87B008" wp14:editId="2678EEA9">
+                <wp:simplePos x="0" y="0"/>
+                <wp:positionH relativeFrom="column">
+                  <wp:posOffset>503555</wp:posOffset>
+                </wp:positionH>
+                <wp:positionV relativeFrom="paragraph">
+                  <wp:posOffset>428625</wp:posOffset>
+                </wp:positionV>
+                <wp:extent cx="7804150" cy="1828800"/>
+                <wp:effectExtent l="0" t="0" r="0" b="0"/>
+                <wp:wrapSquare wrapText="bothSides"/>
+                <wp:docPr id="1" name="Zone de texte 1"/>
+                <wp:cNvGraphicFramePr/>
+                <a:graphic xmlns:a="http://schemas.openxmlformats.org/drawingml/2006/main">
+                  <a:graphicData uri="http://schemas.microsoft.com/office/word/2010/wordprocessingShape">
+                    <wps:wsp>
+                      <wps:cNvSpPr txBox="1"/>
+                      <wps:spPr>
+                        <a:xfrm>
+                          <a:off x="0" y="0"/>
+                          <a:ext cx="7804150" cy="1828800"/>
+                        </a:xfrm>
+                        <a:prstGeom prst="rect">
+                          <a:avLst/>
+                        </a:prstGeom>
+                        <a:noFill/>
+                        <a:ln>
+                          <a:noFill/>
+                        </a:ln>
+                      </wps:spPr>
+                      <wps:txbx>
+                        <w:txbxContent>
+                          <w:p>
+                            <w:pPr>
+                              <w:spacing w:after="80"/>
+                              <w:jc w:val="center"/>
+                              <w:rPr>
+                                <w:rFonts w:ascii="Colonna MT" w:hAnsi="Colonna MT"/>
+                                <w:b/>
+                                <w:color w:val="4472C4" w:themeColor="accent1"/>
+                                <w:sz w:val="72"/>
+                                <w:szCs w:val="72"/>
+                                <w14:shadow w14:blurRad="12700" w14:dist="38100" w14:dir="2700000" w14:sx="100000" w14:sy="100000" w14:kx="0" w14:ky="0" w14:algn="tl">
+                                  <w14:schemeClr w14:val="accent5">
+                                    <w14:lumMod w14:val="60000"/>
+                                    <w14:lumOff w14:val="40000"/>
+                                  </w14:schemeClr>
+                                </w14:shadow>
+                                <w14:textOutline w14:w="12700" w14:cap="flat" w14:cmpd="sng" w14:algn="ctr">
+                                  <w14:solidFill>
+                                    <w14:schemeClr w14:val="tx1"/>
+                                  </w14:solidFill>
+                                  <w14:prstDash w14:val="solid"/>
+                                  <w14:round/>
+                                </w14:textOutline>
+                              </w:rPr>
+                            </w:pPr>
+                            <w:r>
+                              <w:rPr>
+                                <w:rFonts w:ascii="Colonna MT" w:hAnsi="Colonna MT"/>
+                                <w:b/>
+                                <w:color w:val="4472C4" w:themeColor="accent1"/>
+                                <w:sz w:val="72"/>
+                                <w:szCs w:val="72"/>
+                                <w14:shadow w14:blurRad="12700" w14:dist="38100" w14:dir="2700000" w14:sx="100000" w14:sy="100000" w14:kx="0" w14:ky="0" w14:algn="tl">
+                                  <w14:schemeClr w14:val="accent5">
+                                    <w14:lumMod w14:val="60000"/>
+                                    <w14:lumOff w14:val="40000"/>
+                                  </w14:schemeClr>
+                                </w14:shadow>
+                                <w14:textOutline w14:w="12700" w14:cap="flat" w14:cmpd="sng" w14:algn="ctr">
+                                  <w14:solidFill>
+                                    <w14:schemeClr w14:val="tx1"/>
+                                  </w14:solidFill>
+                                  <w14:prstDash w14:val="solid"/>
+                                  <w14:round/>
+                                </w14:textOutline>
+                              </w:rPr>
+                              <w:t>ATTESTATION DE PARTICIPATION</w:t>
+                            </w:r>
+                          </w:p>
+                        </w:txbxContent>
+                      </wps:txbx>
+                      <wps:bodyPr rot="0" spcFirstLastPara="0" vertOverflow="overflow" horzOverflow="overflow" vert="horz" wrap="square" lIns="91440" tIns="45720" rIns="91440" bIns="45720" numCol="1" spcCol="0" rtlCol="0" fromWordArt="0" anchor="t" anchorCtr="0" forceAA="0" compatLnSpc="1">
+                        <a:prstTxWarp prst="textChevronInverted">
+                          <a:avLst/>
+                        </a:prstTxWarp>
+                        <a:spAutoFit/>
+                      </wps:bodyPr>
+                    </wps:wsp>
+                  </a:graphicData>
+                </a:graphic>
+                <wp14:sizeRelH relativeFrom="margin">
+                  <wp14:pctWidth>0</wp14:pctWidth>
+                </wp14:sizeRelH>
+              </wp:anchor>
+            </w:drawing>
+          </mc:Choice>
+          <mc:Fallback>
+            <w:pict>
+              <v:shapetype w14:anchorId="2E87B008" id="_x0000_t202" coordsize="21600,21600" o:spt="202" path="m,l,21600r21600,l21600,xe">
+                <v:stroke joinstyle="miter"/>
+                <v:path gradientshapeok="t" o:connecttype="rect"/>
+              </v:shapetype>
+              <v:shape id="Zone de texte 1" o:spid="_x0000_s1026" type="#_x0000_t202" style="position:absolute;margin-left:39.65pt;margin-top:33.75pt;width:614.5pt;height:2in;z-index:251663360;visibility:visible;mso-wrap-style:square;mso-width-percent:0;mso-wrap-distance-left:9pt;mso-wrap-distance-top:0;mso-wrap-distance-right:9pt;mso-wrap-distance-bottom:0;mso-position-horizontal:absolute;mso-position-horizontal-relative:text;mso-position-vertical:absolute;mso-position-vertical-relative:text;mso-width-percent:0;mso-width-relative:margin;v-text-anchor:top" o:gfxdata="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" filled="f" stroked="f">
+                <v:fill o:detectmouseclick="t"/>
+                <v:textbox style="mso-fit-shape-to-text:t">
+                  <w:txbxContent>
+                    <w:p>
+                      <w:pPr>
+                        <w:spacing w:after="80"/>
+                        <w:jc w:val="center"/>
+                        <w:rPr>
+                          <w:rFonts w:ascii="Colonna MT" w:hAnsi="Colonna MT"/>
+                          <w:b/>
+                          <w:color w:val="4472C4" w:themeColor="accent1"/>
+                          <w:sz w:val="72"/>
+                          <w:szCs w:val="72"/>
+                          <w14:shadow w14:blurRad="12700" w14:dist="38100" w14:dir="2700000" w14:sx="100000" w14:sy="100000" w14:kx="0" w14:ky="0" w14:algn="tl">
+                            <w14:schemeClr w14:val="accent5">
+                              <w14:lumMod w14:val="60000"/>
+                              <w14:lumOff w14:val="40000"/>
+                            </w14:schemeClr>
+                          </w14:shadow>
+                          <w14:textOutline w14:w="12700" w14:cap="flat" w14:cmpd="sng" w14:algn="ctr">
+                            <w14:solidFill>
+                              <w14:schemeClr w14:val="tx1"/>
+                            </w14:solidFill>
+                            <w14:prstDash w14:val="solid"/>
+                            <w14:round/>
+                          </w14:textOutline>
+                        </w:rPr>
+                      </w:pPr>
+                      <w:r>
+                        <w:rPr>
+                          <w:rFonts w:ascii="Colonna MT" w:hAnsi="Colonna MT"/>
+                          <w:b/>
+                          <w:color w:val="4472C4" w:themeColor="accent1"/>
+                          <w:sz w:val="72"/>
+                          <w:szCs w:val="72"/>
+                          <w14:shadow w14:blurRad="12700" w14:dist="38100" w14:dir="2700000" w14:sx="100000" w14:sy="100000" w14:kx="0" w14:ky="0" w14:algn="tl">
+                            <w14:schemeClr w14:val="accent5">
+                              <w14:lumMod w14:val="60000"/>
+                              <w14:lumOff w14:val="40000"/>
+                            </w14:schemeClr>
+                          </w14:shadow>
+                          <w14:textOutline w14:w="12700" w14:cap="flat" w14:cmpd="sng" w14:algn="ctr">
+                            <w14:solidFill>
+                              <w14:schemeClr w14:val="tx1"/>
+                            </w14:solidFill>
+                            <w14:prstDash w14:val="solid"/>
+                            <w14:round/>
+                          </w14:textOutline>
+                        </w:rPr>
+                        <w:t>ATTESTATION DE PARTICIPATION</w:t>
+                      </w:r>
+                    </w:p>
+                  </w:txbxContent>
+                </v:textbox>
+                <w10:wrap type="square"/>
+              </v:shape>
+            </w:pict>
+          </mc:Fallback>
+        </mc:AlternateContent>
+      </w:r>
     </w:p>
     <w:p>
       <w:pPr>
         <w:spacing w:after="80"/>
-        <w:jc w:val="center"/>
-        <w:rPr>
-          <w:rFonts w:ascii="Colonna MT" w:hAnsi="Colonna MT"/>
-          <w:b/>
-          <w:sz w:val="72"/>
-          <w:szCs w:val="72"/>
-        </w:rPr>
-      </w:pPr>
-      <w:r>
-        <w:rPr>
-          <w:rFonts w:ascii="Colonna MT" w:hAnsi="Colonna MT"/>
-          <w:b/>
-          <w:sz w:val="72"/>
-          <w:szCs w:val="72"/>
-        </w:rPr>
-        <w:t>ATTESTATION DE PARTICIPATION</w:t>
-      </w:r>
+        <w:rPr>
+          <w:rFonts w:ascii="Vivaldi" w:hAnsi="Vivaldi"/>
+          <w:sz w:val="40"/>
+          <w:szCs w:val="40"/>
+        </w:rPr>
+      </w:pPr>
     </w:p>
     <w:p>
       <w:pPr>
@@ -289,75 +450,467 @@
           <w:szCs w:val="40"/>
         </w:rPr>
       </w:pPr>
-      <w:r>
-        <w:rPr>
-          <w:rFonts w:ascii="Vivaldi" w:hAnsi="Vivaldi"/>
-          <w:sz w:val="40"/>
-          <w:szCs w:val="40"/>
-        </w:rPr>
-        <w:t>M/Mme / Mlle…………………………………………</w:t>
-      </w:r>
-      <w:r>
-        <w:rPr>
-          <w:rFonts w:ascii="Vivaldi" w:hAnsi="Vivaldi"/>
-          <w:sz w:val="40"/>
-          <w:szCs w:val="40"/>
-        </w:rPr>
-        <w:t>……</w:t>
-      </w:r>
-      <w:r>
-        <w:rPr>
-          <w:rFonts w:ascii="Vivaldi" w:hAnsi="Vivaldi"/>
-          <w:sz w:val="40"/>
-          <w:szCs w:val="40"/>
-        </w:rPr>
-        <w:t>né(e) le …………………………</w:t>
-      </w:r>
-      <w:r>
-        <w:rPr>
-          <w:rFonts w:ascii="Vivaldi" w:hAnsi="Vivaldi"/>
-          <w:sz w:val="40"/>
-          <w:szCs w:val="40"/>
-        </w:rPr>
-        <w:t>……</w:t>
-      </w:r>
-      <w:r>
-        <w:rPr>
-          <w:rFonts w:ascii="Vivaldi" w:hAnsi="Vivaldi"/>
-          <w:sz w:val="40"/>
-          <w:szCs w:val="40"/>
-        </w:rPr>
-        <w:t>a ………………………</w:t>
-      </w:r>
-      <w:r>
-        <w:rPr>
-          <w:rFonts w:ascii="Vivaldi" w:hAnsi="Vivaldi"/>
-          <w:sz w:val="40"/>
-          <w:szCs w:val="40"/>
-        </w:rPr>
-        <w:t>……</w:t>
-      </w:r>
-      <w:r>
-        <w:rPr>
-          <w:rFonts w:ascii="Vivaldi" w:hAnsi="Vivaldi"/>
-          <w:sz w:val="40"/>
-          <w:szCs w:val="40"/>
-        </w:rPr>
-        <w:t>a participé(e) avec satisfaction au séminaire de formation en bureautique sur les modules suivantes</w:t>
-      </w:r>
-      <w:r>
-        <w:rPr>
-          <w:rFonts w:ascii="Vivaldi" w:hAnsi="Vivaldi"/>
-          <w:sz w:val="40"/>
-          <w:szCs w:val="40"/>
-        </w:rPr>
-        <w:t> :</w:t>
-      </w:r>
     </w:p>
     <w:p>
       <w:pPr>
         <w:spacing w:after="80"/>
         <w:rPr>
+          <w:rFonts w:ascii="Vivaldi" w:hAnsi="Vivaldi"/>
+          <w:sz w:val="40"/>
+          <w:szCs w:val="40"/>
+        </w:rPr>
+      </w:pPr>
+      <w:r>
+        <w:rPr>
+          <w:rFonts w:ascii="Vivaldi" w:hAnsi="Vivaldi"/>
+          <w:sz w:val="40"/>
+          <w:szCs w:val="40"/>
+        </w:rPr>
+        <w:fldChar w:fldCharType="begin"/>
+      </w:r>
+      <w:r>
+        <w:rPr>
+          <w:rFonts w:ascii="Vivaldi" w:hAnsi="Vivaldi"/>
+          <w:sz w:val="40"/>
+          <w:szCs w:val="40"/>
+        </w:rPr>
+        <w:instrText xml:space="preserve"> MERGEFIELD Civilité </w:instrText>
+      </w:r>
+      <w:r>
+        <w:rPr>
+          <w:rFonts w:ascii="Vivaldi" w:hAnsi="Vivaldi"/>
+          <w:sz w:val="40"/>
+          <w:szCs w:val="40"/>
+        </w:rPr>
+        <w:fldChar w:fldCharType="separate"/>
+      </w:r>
+      <w:r>
+        <w:rPr>
+          <w:rFonts w:ascii="Vivaldi" w:hAnsi="Vivaldi"/>
+          <w:noProof/>
+          <w:sz w:val="40"/>
+          <w:szCs w:val="40"/>
+        </w:rPr>
+        <w:t>Mme</w:t>
+      </w:r>
+      <w:r>
+        <w:rPr>
+          <w:rFonts w:ascii="Vivaldi" w:hAnsi="Vivaldi"/>
+          <w:sz w:val="40"/>
+          <w:szCs w:val="40"/>
+        </w:rPr>
+        <w:fldChar w:fldCharType="end"/>
+      </w:r>
+      <w:r>
+        <w:rPr>
+          <w:rFonts w:ascii="Vivaldi" w:hAnsi="Vivaldi"/>
+          <w:sz w:val="40"/>
+          <w:szCs w:val="40"/>
+        </w:rPr>
+        <w:t>……</w:t>
+      </w:r>
+      <w:r>
+        <w:rPr>
+          <w:rFonts w:ascii="Vivaldi" w:hAnsi="Vivaldi"/>
+          <w:sz w:val="40"/>
+          <w:szCs w:val="40"/>
+        </w:rPr>
+        <w:fldChar w:fldCharType="begin"/>
+      </w:r>
+      <w:r>
+        <w:rPr>
+          <w:rFonts w:ascii="Vivaldi" w:hAnsi="Vivaldi"/>
+          <w:sz w:val="40"/>
+          <w:szCs w:val="40"/>
+        </w:rPr>
+        <w:instrText xml:space="preserve"> MERGEFIELD Prenom </w:instrText>
+      </w:r>
+      <w:r>
+        <w:rPr>
+          <w:rFonts w:ascii="Vivaldi" w:hAnsi="Vivaldi"/>
+          <w:sz w:val="40"/>
+          <w:szCs w:val="40"/>
+        </w:rPr>
+        <w:fldChar w:fldCharType="separate"/>
+      </w:r>
+      <w:r>
+        <w:rPr>
+          <w:rFonts w:ascii="Vivaldi" w:hAnsi="Vivaldi"/>
+          <w:noProof/>
+          <w:sz w:val="40"/>
+          <w:szCs w:val="40"/>
+        </w:rPr>
+        <w:t>Khadi</w:t>
+      </w:r>
+      <w:r>
+        <w:rPr>
+          <w:rFonts w:ascii="Vivaldi" w:hAnsi="Vivaldi"/>
+          <w:sz w:val="40"/>
+          <w:szCs w:val="40"/>
+        </w:rPr>
+        <w:fldChar w:fldCharType="end"/>
+      </w:r>
+      <w:r>
+        <w:rPr>
+          <w:rFonts w:ascii="Vivaldi" w:hAnsi="Vivaldi"/>
+          <w:sz w:val="40"/>
+          <w:szCs w:val="40"/>
+        </w:rPr>
+        <w:t>……</w:t>
+      </w:r>
+      <w:r>
+        <w:rPr>
+          <w:rFonts w:ascii="Vivaldi" w:hAnsi="Vivaldi"/>
+          <w:sz w:val="40"/>
+          <w:szCs w:val="40"/>
+        </w:rPr>
+        <w:fldChar w:fldCharType="begin"/>
+      </w:r>
+      <w:r>
+        <w:rPr>
+          <w:rFonts w:ascii="Vivaldi" w:hAnsi="Vivaldi"/>
+          <w:sz w:val="40"/>
+          <w:szCs w:val="40"/>
+        </w:rPr>
+        <w:instrText xml:space="preserve"> MERGEFIELD nom </w:instrText>
+      </w:r>
+      <w:r>
+        <w:rPr>
+          <w:rFonts w:ascii="Vivaldi" w:hAnsi="Vivaldi"/>
+          <w:sz w:val="40"/>
+          <w:szCs w:val="40"/>
+        </w:rPr>
+        <w:fldChar w:fldCharType="separate"/>
+      </w:r>
+      <w:r>
+        <w:rPr>
+          <w:rFonts w:ascii="Vivaldi" w:hAnsi="Vivaldi"/>
+          <w:noProof/>
+          <w:sz w:val="40"/>
+          <w:szCs w:val="40"/>
+        </w:rPr>
+        <w:t>GUEYE</w:t>
+      </w:r>
+      <w:r>
+        <w:rPr>
+          <w:rFonts w:ascii="Vivaldi" w:hAnsi="Vivaldi"/>
+          <w:sz w:val="40"/>
+          <w:szCs w:val="40"/>
+        </w:rPr>
+        <w:fldChar w:fldCharType="end"/>
+      </w:r>
+      <w:r>
+        <w:rPr>
+          <w:rFonts w:ascii="Vivaldi" w:hAnsi="Vivaldi"/>
+          <w:sz w:val="40"/>
+          <w:szCs w:val="40"/>
+        </w:rPr>
+        <w:t>……</w:t>
+      </w:r>
+      <w:r>
+        <w:fldChar w:fldCharType="begin"/>
+      </w:r>
+      <w:r>
+        <w:instrText xml:space="preserve"> IF </w:instrText>
+      </w:r>
+      <w:fldSimple w:instr=" MERGEFIELD Civilité ">
+        <w:r>
+          <w:rPr>
+            <w:noProof/>
+          </w:rPr>
+          <w:instrText>Mme</w:instrText>
+        </w:r>
+      </w:fldSimple>
+      <w:r>
+        <w:instrText xml:space="preserve"> = "M" "né" "née" </w:instrText>
+      </w:r>
+      <w:r>
+        <w:fldChar w:fldCharType="separate"/>
+      </w:r>
+      <w:r>
+        <w:rPr>
+          <w:noProof/>
+        </w:rPr>
+        <w:t>née</w:t>
+      </w:r>
+      <w:r>
+        <w:fldChar w:fldCharType="end"/>
+      </w:r>
+      <w:bookmarkStart w:id="0" w:name="_GoBack"/>
+      <w:bookmarkEnd w:id="0"/>
+      <w:r>
+        <w:rPr>
+          <w:rFonts w:ascii="Vivaldi" w:hAnsi="Vivaldi"/>
+          <w:sz w:val="40"/>
+          <w:szCs w:val="40"/>
+        </w:rPr>
+        <w:t xml:space="preserve"> le …</w:t>
+      </w:r>
+      <w:r>
+        <w:rPr>
+          <w:rFonts w:ascii="Vivaldi" w:hAnsi="Vivaldi"/>
+          <w:sz w:val="40"/>
+          <w:szCs w:val="40"/>
+        </w:rPr>
+        <w:fldChar w:fldCharType="begin"/>
+      </w:r>
+      <w:r>
+        <w:rPr>
+          <w:rFonts w:ascii="Vivaldi" w:hAnsi="Vivaldi"/>
+          <w:sz w:val="40"/>
+          <w:szCs w:val="40"/>
+        </w:rPr>
+        <w:instrText xml:space="preserve"> MERGEFIELD Date_Naissance </w:instrText>
+      </w:r>
+      <w:r>
+        <w:rPr>
+          <w:rFonts w:ascii="Vivaldi" w:hAnsi="Vivaldi"/>
+          <w:sz w:val="40"/>
+          <w:szCs w:val="40"/>
+        </w:rPr>
+        <w:fldChar w:fldCharType="separate"/>
+      </w:r>
+      <w:r>
+        <w:rPr>
+          <w:rFonts w:ascii="Vivaldi" w:hAnsi="Vivaldi"/>
+          <w:noProof/>
+          <w:sz w:val="40"/>
+          <w:szCs w:val="40"/>
+        </w:rPr>
+        <w:t>2/14/2002</w:t>
+      </w:r>
+      <w:r>
+        <w:rPr>
+          <w:rFonts w:ascii="Vivaldi" w:hAnsi="Vivaldi"/>
+          <w:sz w:val="40"/>
+          <w:szCs w:val="40"/>
+        </w:rPr>
+        <w:fldChar w:fldCharType="end"/>
+      </w:r>
+      <w:r>
+        <w:rPr>
+          <w:rFonts w:ascii="Vivaldi" w:hAnsi="Vivaldi"/>
+          <w:sz w:val="40"/>
+          <w:szCs w:val="40"/>
+        </w:rPr>
+        <w:t>……</w:t>
+      </w:r>
+      <w:r>
+        <w:rPr>
+          <w:rFonts w:ascii="Vivaldi" w:hAnsi="Vivaldi"/>
+          <w:sz w:val="40"/>
+          <w:szCs w:val="40"/>
+        </w:rPr>
+        <w:t>a ……</w:t>
+      </w:r>
+      <w:r>
+        <w:rPr>
+          <w:rFonts w:ascii="Vivaldi" w:hAnsi="Vivaldi"/>
+          <w:sz w:val="40"/>
+          <w:szCs w:val="40"/>
+        </w:rPr>
+        <w:fldChar w:fldCharType="begin"/>
+      </w:r>
+      <w:r>
+        <w:rPr>
+          <w:rFonts w:ascii="Vivaldi" w:hAnsi="Vivaldi"/>
+          <w:sz w:val="40"/>
+          <w:szCs w:val="40"/>
+        </w:rPr>
+        <w:instrText xml:space="preserve"> MERGEFIELD Lieu_Naissance </w:instrText>
+      </w:r>
+      <w:r>
+        <w:rPr>
+          <w:rFonts w:ascii="Vivaldi" w:hAnsi="Vivaldi"/>
+          <w:sz w:val="40"/>
+          <w:szCs w:val="40"/>
+        </w:rPr>
+        <w:fldChar w:fldCharType="separate"/>
+      </w:r>
+      <w:r>
+        <w:rPr>
+          <w:rFonts w:ascii="Vivaldi" w:hAnsi="Vivaldi"/>
+          <w:noProof/>
+          <w:sz w:val="40"/>
+          <w:szCs w:val="40"/>
+        </w:rPr>
+        <w:t>Ziguinchor</w:t>
+      </w:r>
+      <w:r>
+        <w:rPr>
+          <w:rFonts w:ascii="Vivaldi" w:hAnsi="Vivaldi"/>
+          <w:sz w:val="40"/>
+          <w:szCs w:val="40"/>
+        </w:rPr>
+        <w:fldChar w:fldCharType="end"/>
+      </w:r>
+      <w:r>
+        <w:rPr>
+          <w:rFonts w:ascii="Vivaldi" w:hAnsi="Vivaldi"/>
+          <w:sz w:val="40"/>
+          <w:szCs w:val="40"/>
+        </w:rPr>
+        <w:t>…</w:t>
+      </w:r>
+      <w:r>
+        <w:rPr>
+          <w:rFonts w:ascii="Vivaldi" w:hAnsi="Vivaldi"/>
+          <w:sz w:val="40"/>
+          <w:szCs w:val="40"/>
+        </w:rPr>
+        <w:t xml:space="preserve">a </w:t>
+      </w:r>
+      <w:r>
+        <w:rPr>
+          <w:rFonts w:ascii="Vivaldi" w:hAnsi="Vivaldi"/>
+          <w:sz w:val="40"/>
+          <w:szCs w:val="40"/>
+        </w:rPr>
+        <w:lastRenderedPageBreak/>
+        <w:t>participé</w:t>
+      </w:r>
+      <w:r>
+        <w:rPr>
+          <w:rFonts w:ascii="Vivaldi" w:hAnsi="Vivaldi"/>
+          <w:sz w:val="40"/>
+          <w:szCs w:val="40"/>
+        </w:rPr>
+        <w:t xml:space="preserve"> </w:t>
+      </w:r>
+      <w:r>
+        <w:rPr>
+          <w:rFonts w:ascii="Vivaldi" w:hAnsi="Vivaldi"/>
+          <w:sz w:val="40"/>
+          <w:szCs w:val="40"/>
+        </w:rPr>
+        <w:t xml:space="preserve">avec satisfaction au séminaire de formation en </w:t>
+      </w:r>
+      <w:r>
+        <w:rPr>
+          <w:rFonts w:ascii="Britannic Bold" w:hAnsi="Britannic Bold"/>
+          <w:sz w:val="40"/>
+          <w:szCs w:val="40"/>
+        </w:rPr>
+        <w:fldChar w:fldCharType="begin"/>
+      </w:r>
+      <w:r>
+        <w:rPr>
+          <w:rFonts w:ascii="Britannic Bold" w:hAnsi="Britannic Bold"/>
+          <w:sz w:val="40"/>
+          <w:szCs w:val="40"/>
+        </w:rPr>
+        <w:instrText xml:space="preserve"> MERGEFIELD Formation </w:instrText>
+      </w:r>
+      <w:r>
+        <w:rPr>
+          <w:rFonts w:ascii="Britannic Bold" w:hAnsi="Britannic Bold"/>
+          <w:sz w:val="40"/>
+          <w:szCs w:val="40"/>
+        </w:rPr>
+        <w:fldChar w:fldCharType="separate"/>
+      </w:r>
+      <w:r>
+        <w:rPr>
+          <w:rFonts w:ascii="Britannic Bold" w:hAnsi="Britannic Bold"/>
+          <w:noProof/>
+          <w:sz w:val="40"/>
+          <w:szCs w:val="40"/>
+        </w:rPr>
+        <w:t>Webmaster</w:t>
+      </w:r>
+      <w:r>
+        <w:rPr>
+          <w:rFonts w:ascii="Britannic Bold" w:hAnsi="Britannic Bold"/>
+          <w:sz w:val="40"/>
+          <w:szCs w:val="40"/>
+        </w:rPr>
+        <w:fldChar w:fldCharType="end"/>
+      </w:r>
+      <w:r>
+        <w:rPr>
+          <w:rFonts w:ascii="Vivaldi" w:hAnsi="Vivaldi"/>
+          <w:sz w:val="40"/>
+          <w:szCs w:val="40"/>
+        </w:rPr>
+        <w:t xml:space="preserve"> sur les modules suivantes :</w:t>
+      </w:r>
+    </w:p>
+    <w:p>
+      <w:pPr>
+        <w:spacing w:after="80"/>
+        <w:rPr>
+          <w:rFonts w:ascii="Vivaldi" w:hAnsi="Vivaldi"/>
+          <w:sz w:val="40"/>
+          <w:szCs w:val="40"/>
+        </w:rPr>
+      </w:pPr>
+      <w:r>
+        <w:rPr>
+          <w:rFonts w:ascii="Britannic Bold" w:hAnsi="Britannic Bold"/>
+          <w:sz w:val="40"/>
+          <w:szCs w:val="40"/>
+        </w:rPr>
+        <w:t>Note</w:t>
+      </w:r>
+      <w:r>
+        <w:rPr>
+          <w:rFonts w:ascii="Vivaldi" w:hAnsi="Vivaldi"/>
+          <w:sz w:val="40"/>
+          <w:szCs w:val="40"/>
+        </w:rPr>
+        <w:t xml:space="preserve"> : </w:t>
+      </w:r>
+      <w:r>
+        <w:rPr>
+          <w:rFonts w:ascii="Vivaldi" w:hAnsi="Vivaldi"/>
+          <w:sz w:val="40"/>
+          <w:szCs w:val="40"/>
+        </w:rPr>
+        <w:fldChar w:fldCharType="begin"/>
+      </w:r>
+      <w:r>
+        <w:rPr>
+          <w:rFonts w:ascii="Vivaldi" w:hAnsi="Vivaldi"/>
+          <w:sz w:val="40"/>
+          <w:szCs w:val="40"/>
+        </w:rPr>
+        <w:instrText xml:space="preserve"> MERGEFIELD Notes </w:instrText>
+      </w:r>
+      <w:r>
+        <w:rPr>
+          <w:rFonts w:ascii="Vivaldi" w:hAnsi="Vivaldi"/>
+          <w:sz w:val="40"/>
+          <w:szCs w:val="40"/>
+        </w:rPr>
+        <w:fldChar w:fldCharType="separate"/>
+      </w:r>
+      <w:r>
+        <w:rPr>
+          <w:rFonts w:ascii="Vivaldi" w:hAnsi="Vivaldi"/>
+          <w:noProof/>
+          <w:sz w:val="40"/>
+          <w:szCs w:val="40"/>
+        </w:rPr>
+        <w:t>8</w:t>
+      </w:r>
+      <w:r>
+        <w:rPr>
+          <w:rFonts w:ascii="Vivaldi" w:hAnsi="Vivaldi"/>
+          <w:sz w:val="40"/>
+          <w:szCs w:val="40"/>
+        </w:rPr>
+        <w:fldChar w:fldCharType="end"/>
+      </w:r>
+    </w:p>
+    <w:p>
+      <w:pPr>
+        <w:pStyle w:val="Paragraphedeliste"/>
+        <w:numPr>
+          <w:ilvl w:val="0"/>
+          <w:numId w:val="1"/>
+        </w:numPr>
+        <w:spacing w:after="80"/>
+        <w:rPr>
           <w:rFonts w:ascii="Bauhaus 93" w:hAnsi="Bauhaus 93"/>
           <w:b/>
           <w:sz w:val="32"/>
@@ -366,12 +919,12 @@
       </w:pPr>
       <w:r>
         <w:rPr>
-          <w:rFonts w:ascii="Times New Roman" w:hAnsi="Times New Roman" w:cs="Times New Roman"/>
+          <w:rFonts w:ascii="Bauhaus 93" w:hAnsi="Bauhaus 93"/>
           <w:b/>
           <w:sz w:val="32"/>
           <w:szCs w:val="32"/>
         </w:rPr>
-        <w:t>֎</w:t>
+        <w:t>W</w:t>
       </w:r>
       <w:r>
         <w:rPr>
@@ -380,11 +933,25 @@
           <w:sz w:val="32"/>
           <w:szCs w:val="32"/>
         </w:rPr>
-        <w:t>WONDOWS</w:t>
+        <w:t>I</w:t>
+      </w:r>
+      <w:r>
+        <w:rPr>
+          <w:rFonts w:ascii="Bauhaus 93" w:hAnsi="Bauhaus 93"/>
+          <w:b/>
+          <w:sz w:val="32"/>
+          <w:szCs w:val="32"/>
+        </w:rPr>
+        <w:t>NDOWS</w:t>
       </w:r>
     </w:p>
     <w:p>
       <w:pPr>
+        <w:pStyle w:val="Paragraphedeliste"/>
+        <w:numPr>
+          <w:ilvl w:val="0"/>
+          <w:numId w:val="1"/>
+        </w:numPr>
         <w:spacing w:after="80"/>
         <w:rPr>
           <w:rFonts w:ascii="Bauhaus 93" w:hAnsi="Bauhaus 93"/>
@@ -395,25 +962,46 @@
       </w:pPr>
       <w:r>
         <w:rPr>
-          <w:rFonts w:ascii="Times New Roman" w:hAnsi="Times New Roman" w:cs="Times New Roman"/>
+          <w:rFonts w:ascii="Bauhaus 93" w:hAnsi="Bauhaus 93"/>
           <w:b/>
           <w:sz w:val="32"/>
           <w:szCs w:val="32"/>
         </w:rPr>
-        <w:t>֎</w:t>
-      </w:r>
-      <w:r>
+        <w:t>WORD</w:t>
+      </w:r>
+    </w:p>
+    <w:p>
+      <w:pPr>
+        <w:pStyle w:val="Paragraphedeliste"/>
+        <w:numPr>
+          <w:ilvl w:val="0"/>
+          <w:numId w:val="1"/>
+        </w:numPr>
+        <w:spacing w:after="80"/>
         <w:rPr>
           <w:rFonts w:ascii="Bauhaus 93" w:hAnsi="Bauhaus 93"/>
           <w:b/>
           <w:sz w:val="32"/>
           <w:szCs w:val="32"/>
         </w:rPr>
-        <w:t>WORD</w:t>
+      </w:pPr>
+      <w:r>
+        <w:rPr>
+          <w:rFonts w:ascii="Bauhaus 93" w:hAnsi="Bauhaus 93"/>
+          <w:b/>
+          <w:sz w:val="32"/>
+          <w:szCs w:val="32"/>
+        </w:rPr>
+        <w:t>EXCEL</w:t>
       </w:r>
     </w:p>
     <w:p>
       <w:pPr>
+        <w:pStyle w:val="Paragraphedeliste"/>
+        <w:numPr>
+          <w:ilvl w:val="0"/>
+          <w:numId w:val="1"/>
+        </w:numPr>
         <w:spacing w:after="80"/>
         <w:rPr>
           <w:rFonts w:ascii="Bauhaus 93" w:hAnsi="Bauhaus 93"/>
@@ -424,69 +1012,29 @@
       </w:pPr>
       <w:r>
         <w:rPr>
-          <w:rFonts w:ascii="Times New Roman" w:hAnsi="Times New Roman" w:cs="Times New Roman"/>
+          <w:rFonts w:ascii="Bauhaus 93" w:hAnsi="Bauhaus 93"/>
           <w:b/>
           <w:sz w:val="32"/>
           <w:szCs w:val="32"/>
         </w:rPr>
-        <w:t>֎</w:t>
-      </w:r>
-      <w:r>
+        <w:t>POWERPOINT</w:t>
+      </w:r>
+    </w:p>
+    <w:p>
+      <w:pPr>
+        <w:spacing w:after="80"/>
         <w:rPr>
           <w:rFonts w:ascii="Bauhaus 93" w:hAnsi="Bauhaus 93"/>
           <w:b/>
           <w:sz w:val="32"/>
           <w:szCs w:val="32"/>
         </w:rPr>
-        <w:t>EXCEL</w:t>
-      </w:r>
+      </w:pPr>
     </w:p>
     <w:p>
       <w:pPr>
         <w:spacing w:after="80"/>
         <w:rPr>
-          <w:rFonts w:ascii="Bauhaus 93" w:hAnsi="Bauhaus 93"/>
-          <w:b/>
-          <w:sz w:val="32"/>
-          <w:szCs w:val="32"/>
-        </w:rPr>
-      </w:pPr>
-      <w:r>
-        <w:rPr>
-          <w:rFonts w:ascii="Times New Roman" w:hAnsi="Times New Roman" w:cs="Times New Roman"/>
-          <w:b/>
-          <w:sz w:val="32"/>
-          <w:szCs w:val="32"/>
-        </w:rPr>
-        <w:t>֎</w:t>
-      </w:r>
-      <w:r>
-        <w:rPr>
-          <w:rFonts w:ascii="Bauhaus 93" w:hAnsi="Bauhaus 93"/>
-          <w:b/>
-          <w:sz w:val="32"/>
-          <w:szCs w:val="32"/>
-        </w:rPr>
-        <w:t>POWERPOINT</w:t>
-      </w:r>
-    </w:p>
-    <w:p>
-      <w:pPr>
-        <w:spacing w:after="80"/>
-        <w:rPr>
-          <w:rFonts w:ascii="Bauhaus 93" w:hAnsi="Bauhaus 93"/>
-          <w:b/>
-          <w:sz w:val="32"/>
-          <w:szCs w:val="32"/>
-        </w:rPr>
-      </w:pPr>
-      <w:bookmarkStart w:id="0" w:name="_GoBack"/>
-      <w:bookmarkEnd w:id="0"/>
-    </w:p>
-    <w:p>
-      <w:pPr>
-        <w:spacing w:after="80"/>
-        <w:rPr>
           <w:rFonts w:ascii="Vivaldi" w:hAnsi="Vivaldi"/>
           <w:sz w:val="28"/>
           <w:szCs w:val="28"/>
@@ -515,25 +1063,7 @@
           <w:sz w:val="28"/>
           <w:szCs w:val="28"/>
         </w:rPr>
-        <w:t xml:space="preserve"> tenue du 22 au 26 Mars 2017 </w:t>
-      </w:r>
-      <w:proofErr w:type="gramStart"/>
-      <w:r>
-        <w:rPr>
-          <w:rFonts w:ascii="Vivaldi" w:hAnsi="Vivaldi"/>
-          <w:sz w:val="28"/>
-          <w:szCs w:val="28"/>
-        </w:rPr>
-        <w:t>a</w:t>
-      </w:r>
-      <w:proofErr w:type="gramEnd"/>
-      <w:r>
-        <w:rPr>
-          <w:rFonts w:ascii="Vivaldi" w:hAnsi="Vivaldi"/>
-          <w:sz w:val="28"/>
-          <w:szCs w:val="28"/>
-        </w:rPr>
-        <w:t xml:space="preserve"> Dakar </w:t>
+        <w:t xml:space="preserve"> tenue du 22 au 26 Mars 2017 a Dakar </w:t>
       </w:r>
     </w:p>
     <w:p>
@@ -574,43 +1104,145 @@
           <w:szCs w:val="44"/>
           <w:u w:val="single"/>
         </w:rPr>
+        <w:lastRenderedPageBreak/>
         <w:t>Direction</w:t>
       </w:r>
-    </w:p>
-    <w:p>
-      <w:pPr>
-        <w:spacing w:after="80"/>
-      </w:pPr>
-    </w:p>
-    <w:p>
-      <w:pPr>
-        <w:spacing w:after="80"/>
-      </w:pPr>
-    </w:p>
-    <w:p>
-      <w:pPr>
-        <w:spacing w:after="80"/>
-      </w:pPr>
-    </w:p>
-    <w:p>
-      <w:pPr>
-        <w:spacing w:after="80"/>
-      </w:pPr>
     </w:p>
     <w:sectPr>
       <w:pgSz w:w="16838" w:h="11906" w:orient="landscape"/>
       <w:pgMar w:top="1417" w:right="1417" w:bottom="1417" w:left="1417" w:header="708" w:footer="708" w:gutter="0"/>
       <w:pgBorders w:offsetFrom="page">
-        <w:top w:val="flowersBlockPrint" w:sz="20" w:space="24" w:color="auto"/>
-        <w:left w:val="flowersBlockPrint" w:sz="20" w:space="24" w:color="auto"/>
-        <w:bottom w:val="flowersBlockPrint" w:sz="20" w:space="24" w:color="auto"/>
-        <w:right w:val="flowersBlockPrint" w:sz="20" w:space="24" w:color="auto"/>
+        <w:top w:val="flowersBlockPrint" w:sz="20" w:space="24" w:color="4472C4" w:themeColor="accent1"/>
+        <w:left w:val="flowersBlockPrint" w:sz="20" w:space="24" w:color="4472C4" w:themeColor="accent1"/>
+        <w:bottom w:val="flowersBlockPrint" w:sz="20" w:space="24" w:color="4472C4" w:themeColor="accent1"/>
+        <w:right w:val="flowersBlockPrint" w:sz="20" w:space="24" w:color="4472C4" w:themeColor="accent1"/>
       </w:pgBorders>
       <w:cols w:space="708"/>
       <w:docGrid w:linePitch="360"/>
     </w:sectPr>
   </w:body>
 </w:document>
+</file>
+
+<file path=word/numbering.xml><?xml version="1.0" encoding="utf-8"?>
+<w:numbering xmlns:wpc="http://schemas.microsoft.com/office/word/2010/wordprocessingCanvas" xmlns:cx="http://schemas.microsoft.com/office/drawing/2014/chartex" xmlns:cx1="http://schemas.microsoft.com/office/drawing/2015/9/8/chartex" xmlns:cx2="http://schemas.microsoft.com/office/drawing/2015/10/21/chartex" xmlns:cx3="http://schemas.microsoft.com/office/drawing/2016/5/9/chartex" xmlns:cx4="http://schemas.microsoft.com/office/drawing/2016/5/10/chartex" xmlns:cx5="http://schemas.microsoft.com/office/drawing/2016/5/11/chartex" xmlns:cx6="http://schemas.microsoft.com/office/drawing/2016/5/12/chartex" xmlns:cx7="http://schemas.microsoft.com/office/drawing/2016/5/13/chartex" xmlns:cx8="http://schemas.microsoft.com/office/drawing/2016/5/14/chartex" xmlns:mc="http://schemas.openxmlformats.org/markup-compatibility/2006" xmlns:aink="http://schemas.microsoft.com/office/drawing/2016/ink" xmlns:am3d="http://schemas.microsoft.com/office/drawing/2017/model3d" xmlns:o="urn:schemas-microsoft-com:office:office" xmlns:r="http://schemas.openxmlformats.org/officeDocument/2006/relationships" xmlns:m="http://schemas.openxmlformats.org/officeDocument/2006/math" xmlns:v="urn:schemas-microsoft-com:vml" xmlns:wp14="http://schemas.microsoft.com/office/word/2010/wordprocessingDrawing" xmlns:wp="http://schemas.openxmlformats.org/drawingml/2006/wordprocessingDrawing" xmlns:w10="urn:schemas-microsoft-com:office:word" xmlns:w="http://schemas.openxmlformats.org/wordprocessingml/2006/main" xmlns:w14="http://schemas.microsoft.com/office/word/2010/wordml" xmlns:w15="http://schemas.microsoft.com/office/word/2012/wordml" xmlns:w16cid="http://schemas.microsoft.com/office/word/2016/wordml/cid" xmlns:w16se="http://schemas.microsoft.com/office/word/2015/wordml/symex" xmlns:wpg="http://schemas.microsoft.com/office/word/2010/wordprocessingGroup" xmlns:wpi="http://schemas.microsoft.com/office/word/2010/wordprocessingInk" xmlns:wne="http://schemas.microsoft.com/office/word/2006/wordml" xmlns:wps="http://schemas.microsoft.com/office/word/2010/wordprocessingShape" mc:Ignorable="w14 w15 w16se w16cid wp14">
+  <w:abstractNum w:abstractNumId="0" w15:restartNumberingAfterBreak="0">
+    <w:nsid w:val="7F7A33FD"/>
+    <w:multiLevelType w:val="hybridMultilevel"/>
+    <w:tmpl w:val="371A6BF0"/>
+    <w:lvl w:ilvl="0" w:tplc="040C0009">
+      <w:start w:val="1"/>
+      <w:numFmt w:val="bullet"/>
+      <w:lvlText w:val=""/>
+      <w:lvlJc w:val="left"/>
+      <w:pPr>
+        <w:ind w:left="720" w:hanging="360"/>
+      </w:pPr>
+      <w:rPr>
+        <w:rFonts w:ascii="Wingdings" w:hAnsi="Wingdings" w:hint="default"/>
+      </w:rPr>
+    </w:lvl>
+    <w:lvl w:ilvl="1" w:tplc="040C0003" w:tentative="1">
+      <w:start w:val="1"/>
+      <w:numFmt w:val="bullet"/>
+      <w:lvlText w:val="o"/>
+      <w:lvlJc w:val="left"/>
+      <w:pPr>
+        <w:ind w:left="1440" w:hanging="360"/>
+      </w:pPr>
+      <w:rPr>
+        <w:rFonts w:ascii="Courier New" w:hAnsi="Courier New" w:cs="Courier New" w:hint="default"/>
+      </w:rPr>
+    </w:lvl>
+    <w:lvl w:ilvl="2" w:tplc="040C0005" w:tentative="1">
+      <w:start w:val="1"/>
+      <w:numFmt w:val="bullet"/>
+      <w:lvlText w:val=""/>
+      <w:lvlJc w:val="left"/>
+      <w:pPr>
+        <w:ind w:left="2160" w:hanging="360"/>
+      </w:pPr>
+      <w:rPr>
+        <w:rFonts w:ascii="Wingdings" w:hAnsi="Wingdings" w:hint="default"/>
+      </w:rPr>
+    </w:lvl>
+    <w:lvl w:ilvl="3" w:tplc="040C0001" w:tentative="1">
+      <w:start w:val="1"/>
+      <w:numFmt w:val="bullet"/>
+      <w:lvlText w:val=""/>
+      <w:lvlJc w:val="left"/>
+      <w:pPr>
+        <w:ind w:left="2880" w:hanging="360"/>
+      </w:pPr>
+      <w:rPr>
+        <w:rFonts w:ascii="Symbol" w:hAnsi="Symbol" w:hint="default"/>
+      </w:rPr>
+    </w:lvl>
+    <w:lvl w:ilvl="4" w:tplc="040C0003" w:tentative="1">
+      <w:start w:val="1"/>
+      <w:numFmt w:val="bullet"/>
+      <w:lvlText w:val="o"/>
+      <w:lvlJc w:val="left"/>
+      <w:pPr>
+        <w:ind w:left="3600" w:hanging="360"/>
+      </w:pPr>
+      <w:rPr>
+        <w:rFonts w:ascii="Courier New" w:hAnsi="Courier New" w:cs="Courier New" w:hint="default"/>
+      </w:rPr>
+    </w:lvl>
+    <w:lvl w:ilvl="5" w:tplc="040C0005" w:tentative="1">
+      <w:start w:val="1"/>
+      <w:numFmt w:val="bullet"/>
+      <w:lvlText w:val=""/>
+      <w:lvlJc w:val="left"/>
+      <w:pPr>
+        <w:ind w:left="4320" w:hanging="360"/>
+      </w:pPr>
+      <w:rPr>
+        <w:rFonts w:ascii="Wingdings" w:hAnsi="Wingdings" w:hint="default"/>
+      </w:rPr>
+    </w:lvl>
+    <w:lvl w:ilvl="6" w:tplc="040C0001" w:tentative="1">
+      <w:start w:val="1"/>
+      <w:numFmt w:val="bullet"/>
+      <w:lvlText w:val=""/>
+      <w:lvlJc w:val="left"/>
+      <w:pPr>
+        <w:ind w:left="5040" w:hanging="360"/>
+      </w:pPr>
+      <w:rPr>
+        <w:rFonts w:ascii="Symbol" w:hAnsi="Symbol" w:hint="default"/>
+      </w:rPr>
+    </w:lvl>
+    <w:lvl w:ilvl="7" w:tplc="040C0003" w:tentative="1">
+      <w:start w:val="1"/>
+      <w:numFmt w:val="bullet"/>
+      <w:lvlText w:val="o"/>
+      <w:lvlJc w:val="left"/>
+      <w:pPr>
+        <w:ind w:left="5760" w:hanging="360"/>
+      </w:pPr>
+      <w:rPr>
+        <w:rFonts w:ascii="Courier New" w:hAnsi="Courier New" w:cs="Courier New" w:hint="default"/>
+      </w:rPr>
+    </w:lvl>
+    <w:lvl w:ilvl="8" w:tplc="040C0005" w:tentative="1">
+      <w:start w:val="1"/>
+      <w:numFmt w:val="bullet"/>
+      <w:lvlText w:val=""/>
+      <w:lvlJc w:val="left"/>
+      <w:pPr>
+        <w:ind w:left="6480" w:hanging="360"/>
+      </w:pPr>
+      <w:rPr>
+        <w:rFonts w:ascii="Wingdings" w:hAnsi="Wingdings" w:hint="default"/>
+      </w:rPr>
+    </w:lvl>
+  </w:abstractNum>
+  <w:num w:numId="1">
+    <w:abstractNumId w:val="0"/>
+  </w:num>
+</w:numbering>
 </file>
 
 <file path=word/styles.xml><?xml version="1.0" encoding="utf-8"?>
@@ -1038,6 +1670,17 @@
     <w:semiHidden/>
     <w:unhideWhenUsed/>
   </w:style>
+  <w:style w:type="paragraph" w:styleId="Paragraphedeliste">
+    <w:name w:val="List Paragraph"/>
+    <w:basedOn w:val="Normal"/>
+    <w:uiPriority w:val="34"/>
+    <w:qFormat/>
+    <w:rsid w:val="00912C45"/>
+    <w:pPr>
+      <w:ind w:left="720"/>
+      <w:contextualSpacing/>
+    </w:pPr>
+  </w:style>
 </w:styles>
 </file>
 
@@ -1341,7 +1984,7 @@
 </file>
 
 <file path=customXml/itemProps1.xml><?xml version="1.0" encoding="utf-8"?>
-<ds:datastoreItem xmlns:ds="http://schemas.openxmlformats.org/officeDocument/2006/customXml" ds:itemID="{DA3DD4C1-01C9-4785-BCEE-71B6BB2BC247}">
+<ds:datastoreItem xmlns:ds="http://schemas.openxmlformats.org/officeDocument/2006/customXml" ds:itemID="{6626D5CC-F050-4662-98E2-F0F5E8C9AEF5}">
   <ds:schemaRefs>
     <ds:schemaRef ds:uri="http://schemas.openxmlformats.org/officeDocument/2006/bibliography"/>
   </ds:schemaRefs>
